--- a/4_quantile.docx
+++ b/4_quantile.docx
@@ -830,6 +830,13 @@
         <w:t xml:space="preserve">vocab)</w:t>
       </w:r>
     </w:p>
+    <w:p>
+      <w:r>
+        <w:pict>
+          <v:rect style="width:0;height:1.5pt" o:hralign="center" o:hrstd="t" o:hr="t"/>
+        </w:pict>
+      </w:r>
+    </w:p>
     <w:bookmarkEnd w:id="25"/>
     <w:bookmarkEnd w:id="26"/>
     <w:bookmarkStart w:id="27" w:name="fit-a-linear-model"/>
@@ -1153,6 +1160,13 @@
         </w:tc>
       </w:tr>
     </w:tbl>
+    <w:p>
+      <w:r>
+        <w:pict>
+          <v:rect style="width:0;height:1.5pt" o:hralign="center" o:hrstd="t" o:hr="t"/>
+        </w:pict>
+      </w:r>
+    </w:p>
     <w:bookmarkEnd w:id="27"/>
     <w:bookmarkStart w:id="29" w:name="fit-a-median-regression-model"/>
     <w:p>
@@ -1360,6 +1374,51 @@
       </w:r>
       <w:r>
         <w:t xml:space="preserve">.</w:t>
+      </w:r>
+    </w:p>
+    <w:p>
+      <w:pPr>
+        <w:pStyle w:val="BodyText"/>
+      </w:pPr>
+      <w:r>
+        <w:t xml:space="preserve">We can alternatively ask for p-values when calling the</w:t>
+      </w:r>
+      <w:r>
+        <w:t xml:space="preserve"> </w:t>
+      </w:r>
+      <w:r>
+        <w:rPr>
+          <w:rStyle w:val="VerbatimChar"/>
+        </w:rPr>
+        <w:t xml:space="preserve">summary()</w:t>
+      </w:r>
+      <w:r>
+        <w:t xml:space="preserve"> </w:t>
+      </w:r>
+      <w:r>
+        <w:t xml:space="preserve">function, but need to specify how they should be calculated. One approach can be to include</w:t>
+      </w:r>
+      <w:r>
+        <w:t xml:space="preserve"> </w:t>
+      </w:r>
+      <w:r>
+        <w:rPr>
+          <w:rStyle w:val="VerbatimChar"/>
+        </w:rPr>
+        <w:t xml:space="preserve">se = "boot"</w:t>
+      </w:r>
+      <w:r>
+        <w:t xml:space="preserve"> </w:t>
+      </w:r>
+      <w:r>
+        <w:t xml:space="preserve">—we’ll learn more about what that actually means next week!</w:t>
+      </w:r>
+    </w:p>
+    <w:p>
+      <w:r>
+        <w:pict>
+          <v:rect style="width:0;height:1.5pt" o:hralign="center" o:hrstd="t" o:hr="t"/>
+        </w:pict>
       </w:r>
     </w:p>
     <w:bookmarkEnd w:id="29"/>
@@ -1799,6 +1858,13 @@
       </w:pPr>
       <w:r>
         <w:t xml:space="preserve">What have we learned about struggling readers that we would have missed by only carrying out the main regression analysis?</w:t>
+      </w:r>
+    </w:p>
+    <w:p>
+      <w:r>
+        <w:pict>
+          <v:rect style="width:0;height:1.5pt" o:hralign="center" o:hrstd="t" o:hr="t"/>
+        </w:pict>
       </w:r>
     </w:p>
     <w:bookmarkEnd w:id="31"/>

--- a/4_quantile.docx
+++ b/4_quantile.docx
@@ -2610,7 +2610,7 @@
         <w:pStyle w:val="BodyText"/>
       </w:pPr>
       <w:r>
-        <w:t xml:space="preserve">Once you’re done, you could also copy and edit the code to plot the relationship between vocabulary and reading comprehension.</w:t>
+        <w:t xml:space="preserve">Once you’re done, you could also copy and edit the code to plot the relationship between vocabulary and reading comprehension. Alternatively, you could apply everything we’ve done today to a new sample of Year 2 pupils, to see how these relationships look earlier in reading development (additional dataset on the VLE).</w:t>
       </w:r>
     </w:p>
     <w:p>

--- a/4_quantile.docx
+++ b/4_quantile.docx
@@ -2610,15 +2610,7 @@
         <w:pStyle w:val="BodyText"/>
       </w:pPr>
       <w:r>
-        <w:t xml:space="preserve">Once you’re done, you could also copy and edit the code to plot the relationship between vocabulary and reading comprehension. Alternatively, you could apply everything we’ve done today to a new sample of Year 2 pupils, to see how these relationships look earlier in reading development (additional dataset on the VLE).</w:t>
-      </w:r>
-    </w:p>
-    <w:p>
-      <w:pPr>
-        <w:pStyle w:val="BodyText"/>
-      </w:pPr>
-      <w:r>
-        <w:t xml:space="preserve">If you’re interested in learning more about data visualisation in R, you might want to spend some time figuring out what each element contributes to the plot (there’s also a whole</w:t>
+        <w:t xml:space="preserve">Once you’re done, you could also copy and edit the code to plot the relationship between vocabulary and reading comprehension. If you’re interested in learning more about data visualisation in R, you might want to spend some time figuring out what each element contributes to the plot (there’s also a whole</w:t>
       </w:r>
       <w:r>
         <w:t xml:space="preserve"> </w:t>
@@ -2636,6 +2628,24 @@
       </w:r>
       <w:r>
         <w:t xml:space="preserve">you can try!).</w:t>
+      </w:r>
+    </w:p>
+    <w:p>
+      <w:pPr>
+        <w:pStyle w:val="BodyText"/>
+      </w:pPr>
+      <w:r>
+        <w:rPr>
+          <w:b/>
+          <w:bCs/>
+        </w:rPr>
+        <w:t xml:space="preserve">Bonus Challenge:</w:t>
+      </w:r>
+      <w:r>
+        <w:t xml:space="preserve"> </w:t>
+      </w:r>
+      <w:r>
+        <w:t xml:space="preserve">If you whizzed through today’s material, you could apply everything we’ve done today to a new sample. There’s an additional dataset on the VLE consisting of data from Year 2 pupils. Use it to analyse how these relationships look earlier in reading development.</w:t>
       </w:r>
     </w:p>
     <w:bookmarkEnd w:id="33"/>

--- a/4_quantile.docx
+++ b/4_quantile.docx
@@ -2610,7 +2610,15 @@
         <w:pStyle w:val="BodyText"/>
       </w:pPr>
       <w:r>
-        <w:t xml:space="preserve">Once you’re done, you could also copy and edit the code to plot the relationship between vocabulary and reading comprehension. If you’re interested in learning more about data visualisation in R, you might want to spend some time figuring out what each element contributes to the plot (there’s also a whole</w:t>
+        <w:t xml:space="preserve">Once you’re done, you could also copy and edit the code to plot the relationship between vocabulary and reading comprehension.</w:t>
+      </w:r>
+    </w:p>
+    <w:p>
+      <w:pPr>
+        <w:pStyle w:val="BodyText"/>
+      </w:pPr>
+      <w:r>
+        <w:t xml:space="preserve">If you’re interested in learning more about data visualisation in R, you might want to spend some time figuring out what each element contributes to the plot (there’s also a whole</w:t>
       </w:r>
       <w:r>
         <w:t xml:space="preserve"> </w:t>
@@ -2628,24 +2636,6 @@
       </w:r>
       <w:r>
         <w:t xml:space="preserve">you can try!).</w:t>
-      </w:r>
-    </w:p>
-    <w:p>
-      <w:pPr>
-        <w:pStyle w:val="BodyText"/>
-      </w:pPr>
-      <w:r>
-        <w:rPr>
-          <w:b/>
-          <w:bCs/>
-        </w:rPr>
-        <w:t xml:space="preserve">Bonus Challenge:</w:t>
-      </w:r>
-      <w:r>
-        <w:t xml:space="preserve"> </w:t>
-      </w:r>
-      <w:r>
-        <w:t xml:space="preserve">If you whizzed through today’s material, you could apply everything we’ve done today to a new sample. There’s an additional dataset on the VLE consisting of data from Year 2 pupils. Use it to analyse how these relationships look earlier in reading development.</w:t>
       </w:r>
     </w:p>
     <w:bookmarkEnd w:id="33"/>

--- a/4_quantile.docx
+++ b/4_quantile.docx
@@ -2607,7 +2607,1053 @@
     </w:p>
     <w:p>
       <w:pPr>
-        <w:pStyle w:val="BodyText"/>
+        <w:pStyle w:val="SourceCode"/>
+      </w:pPr>
+      <w:r>
+        <w:rPr>
+          <w:rStyle w:val="CommentTok"/>
+        </w:rPr>
+        <w:t xml:space="preserve"># Specify dataframe and x/y variables </w:t>
+      </w:r>
+      <w:r>
+        <w:br/>
+      </w:r>
+      <w:r>
+        <w:rPr>
+          <w:rStyle w:val="FunctionTok"/>
+        </w:rPr>
+        <w:t xml:space="preserve">ggplot</w:t>
+      </w:r>
+      <w:r>
+        <w:rPr>
+          <w:rStyle w:val="NormalTok"/>
+        </w:rPr>
+        <w:t xml:space="preserve">(read_dat, </w:t>
+      </w:r>
+      <w:r>
+        <w:rPr>
+          <w:rStyle w:val="FunctionTok"/>
+        </w:rPr>
+        <w:t xml:space="preserve">aes</w:t>
+      </w:r>
+      <w:r>
+        <w:rPr>
+          <w:rStyle w:val="NormalTok"/>
+        </w:rPr>
+        <w:t xml:space="preserve">(</w:t>
+      </w:r>
+      <w:r>
+        <w:rPr>
+          <w:rStyle w:val="AttributeTok"/>
+        </w:rPr>
+        <w:t xml:space="preserve">x =</w:t>
+      </w:r>
+      <w:r>
+        <w:rPr>
+          <w:rStyle w:val="NormalTok"/>
+        </w:rPr>
+        <w:t xml:space="preserve"> read_acc, </w:t>
+      </w:r>
+      <w:r>
+        <w:rPr>
+          <w:rStyle w:val="AttributeTok"/>
+        </w:rPr>
+        <w:t xml:space="preserve">y =</w:t>
+      </w:r>
+      <w:r>
+        <w:rPr>
+          <w:rStyle w:val="NormalTok"/>
+        </w:rPr>
+        <w:t xml:space="preserve"> read_comp)) </w:t>
+      </w:r>
+      <w:r>
+        <w:rPr>
+          <w:rStyle w:val="SpecialCharTok"/>
+        </w:rPr>
+        <w:t xml:space="preserve">+</w:t>
+      </w:r>
+      <w:r>
+        <w:rPr>
+          <w:rStyle w:val="NormalTok"/>
+        </w:rPr>
+        <w:t xml:space="preserve"> </w:t>
+      </w:r>
+      <w:r>
+        <w:br/>
+      </w:r>
+      <w:r>
+        <w:rPr>
+          <w:rStyle w:val="NormalTok"/>
+        </w:rPr>
+        <w:t xml:space="preserve">  </w:t>
+      </w:r>
+      <w:r>
+        <w:br/>
+      </w:r>
+      <w:r>
+        <w:rPr>
+          <w:rStyle w:val="NormalTok"/>
+        </w:rPr>
+        <w:t xml:space="preserve">  </w:t>
+      </w:r>
+      <w:r>
+        <w:rPr>
+          <w:rStyle w:val="CommentTok"/>
+        </w:rPr>
+        <w:t xml:space="preserve"># Add individual data points from dataset</w:t>
+      </w:r>
+      <w:r>
+        <w:br/>
+      </w:r>
+      <w:r>
+        <w:rPr>
+          <w:rStyle w:val="NormalTok"/>
+        </w:rPr>
+        <w:t xml:space="preserve">  </w:t>
+      </w:r>
+      <w:r>
+        <w:rPr>
+          <w:rStyle w:val="FunctionTok"/>
+        </w:rPr>
+        <w:t xml:space="preserve">geom_point</w:t>
+      </w:r>
+      <w:r>
+        <w:rPr>
+          <w:rStyle w:val="NormalTok"/>
+        </w:rPr>
+        <w:t xml:space="preserve">(</w:t>
+      </w:r>
+      <w:r>
+        <w:rPr>
+          <w:rStyle w:val="AttributeTok"/>
+        </w:rPr>
+        <w:t xml:space="preserve">shape =</w:t>
+      </w:r>
+      <w:r>
+        <w:rPr>
+          <w:rStyle w:val="NormalTok"/>
+        </w:rPr>
+        <w:t xml:space="preserve"> </w:t>
+      </w:r>
+      <w:r>
+        <w:rPr>
+          <w:rStyle w:val="DecValTok"/>
+        </w:rPr>
+        <w:t xml:space="preserve">1</w:t>
+      </w:r>
+      <w:r>
+        <w:rPr>
+          <w:rStyle w:val="NormalTok"/>
+        </w:rPr>
+        <w:t xml:space="preserve">) </w:t>
+      </w:r>
+      <w:r>
+        <w:rPr>
+          <w:rStyle w:val="SpecialCharTok"/>
+        </w:rPr>
+        <w:t xml:space="preserve">+</w:t>
+      </w:r>
+      <w:r>
+        <w:rPr>
+          <w:rStyle w:val="NormalTok"/>
+        </w:rPr>
+        <w:t xml:space="preserve"> </w:t>
+      </w:r>
+      <w:r>
+        <w:br/>
+      </w:r>
+      <w:r>
+        <w:rPr>
+          <w:rStyle w:val="NormalTok"/>
+        </w:rPr>
+        <w:t xml:space="preserve">  </w:t>
+      </w:r>
+      <w:r>
+        <w:br/>
+      </w:r>
+      <w:r>
+        <w:rPr>
+          <w:rStyle w:val="NormalTok"/>
+        </w:rPr>
+        <w:t xml:space="preserve">  </w:t>
+      </w:r>
+      <w:r>
+        <w:rPr>
+          <w:rStyle w:val="CommentTok"/>
+        </w:rPr>
+        <w:t xml:space="preserve"># Use theme for transparent background </w:t>
+      </w:r>
+      <w:r>
+        <w:br/>
+      </w:r>
+      <w:r>
+        <w:rPr>
+          <w:rStyle w:val="NormalTok"/>
+        </w:rPr>
+        <w:t xml:space="preserve">  </w:t>
+      </w:r>
+      <w:r>
+        <w:rPr>
+          <w:rStyle w:val="FunctionTok"/>
+        </w:rPr>
+        <w:t xml:space="preserve">theme_classic</w:t>
+      </w:r>
+      <w:r>
+        <w:rPr>
+          <w:rStyle w:val="NormalTok"/>
+        </w:rPr>
+        <w:t xml:space="preserve">() </w:t>
+      </w:r>
+      <w:r>
+        <w:rPr>
+          <w:rStyle w:val="SpecialCharTok"/>
+        </w:rPr>
+        <w:t xml:space="preserve">+</w:t>
+      </w:r>
+      <w:r>
+        <w:rPr>
+          <w:rStyle w:val="NormalTok"/>
+        </w:rPr>
+        <w:t xml:space="preserve"> </w:t>
+      </w:r>
+      <w:r>
+        <w:br/>
+      </w:r>
+      <w:r>
+        <w:rPr>
+          <w:rStyle w:val="NormalTok"/>
+        </w:rPr>
+        <w:t xml:space="preserve">  </w:t>
+      </w:r>
+      <w:r>
+        <w:br/>
+      </w:r>
+      <w:r>
+        <w:rPr>
+          <w:rStyle w:val="NormalTok"/>
+        </w:rPr>
+        <w:t xml:space="preserve">  </w:t>
+      </w:r>
+      <w:r>
+        <w:rPr>
+          <w:rStyle w:val="CommentTok"/>
+        </w:rPr>
+        <w:t xml:space="preserve"># Add regression line from standard linear model</w:t>
+      </w:r>
+      <w:r>
+        <w:br/>
+      </w:r>
+      <w:r>
+        <w:rPr>
+          <w:rStyle w:val="NormalTok"/>
+        </w:rPr>
+        <w:t xml:space="preserve">  </w:t>
+      </w:r>
+      <w:r>
+        <w:rPr>
+          <w:rStyle w:val="FunctionTok"/>
+        </w:rPr>
+        <w:t xml:space="preserve">geom_abline</w:t>
+      </w:r>
+      <w:r>
+        <w:rPr>
+          <w:rStyle w:val="NormalTok"/>
+        </w:rPr>
+        <w:t xml:space="preserve">(</w:t>
+      </w:r>
+      <w:r>
+        <w:rPr>
+          <w:rStyle w:val="AttributeTok"/>
+        </w:rPr>
+        <w:t xml:space="preserve">intercept =</w:t>
+      </w:r>
+      <w:r>
+        <w:rPr>
+          <w:rStyle w:val="NormalTok"/>
+        </w:rPr>
+        <w:t xml:space="preserve"> </w:t>
+      </w:r>
+      <w:r>
+        <w:rPr>
+          <w:rStyle w:val="FunctionTok"/>
+        </w:rPr>
+        <w:t xml:space="preserve">coef</w:t>
+      </w:r>
+      <w:r>
+        <w:rPr>
+          <w:rStyle w:val="NormalTok"/>
+        </w:rPr>
+        <w:t xml:space="preserve">(read_lm)[[</w:t>
+      </w:r>
+      <w:r>
+        <w:rPr>
+          <w:rStyle w:val="StringTok"/>
+        </w:rPr>
+        <w:t xml:space="preserve">"(Intercept)"</w:t>
+      </w:r>
+      <w:r>
+        <w:rPr>
+          <w:rStyle w:val="NormalTok"/>
+        </w:rPr>
+        <w:t xml:space="preserve">]], </w:t>
+      </w:r>
+      <w:r>
+        <w:br/>
+      </w:r>
+      <w:r>
+        <w:rPr>
+          <w:rStyle w:val="NormalTok"/>
+        </w:rPr>
+        <w:t xml:space="preserve">              </w:t>
+      </w:r>
+      <w:r>
+        <w:rPr>
+          <w:rStyle w:val="AttributeTok"/>
+        </w:rPr>
+        <w:t xml:space="preserve">slope =</w:t>
+      </w:r>
+      <w:r>
+        <w:rPr>
+          <w:rStyle w:val="NormalTok"/>
+        </w:rPr>
+        <w:t xml:space="preserve"> </w:t>
+      </w:r>
+      <w:r>
+        <w:rPr>
+          <w:rStyle w:val="FunctionTok"/>
+        </w:rPr>
+        <w:t xml:space="preserve">coef</w:t>
+      </w:r>
+      <w:r>
+        <w:rPr>
+          <w:rStyle w:val="NormalTok"/>
+        </w:rPr>
+        <w:t xml:space="preserve">(read_lm)[[</w:t>
+      </w:r>
+      <w:r>
+        <w:rPr>
+          <w:rStyle w:val="StringTok"/>
+        </w:rPr>
+        <w:t xml:space="preserve">"read_acc"</w:t>
+      </w:r>
+      <w:r>
+        <w:rPr>
+          <w:rStyle w:val="NormalTok"/>
+        </w:rPr>
+        <w:t xml:space="preserve">]],</w:t>
+      </w:r>
+      <w:r>
+        <w:br/>
+      </w:r>
+      <w:r>
+        <w:rPr>
+          <w:rStyle w:val="NormalTok"/>
+        </w:rPr>
+        <w:t xml:space="preserve">              </w:t>
+      </w:r>
+      <w:r>
+        <w:rPr>
+          <w:rStyle w:val="AttributeTok"/>
+        </w:rPr>
+        <w:t xml:space="preserve">linetype =</w:t>
+      </w:r>
+      <w:r>
+        <w:rPr>
+          <w:rStyle w:val="NormalTok"/>
+        </w:rPr>
+        <w:t xml:space="preserve"> </w:t>
+      </w:r>
+      <w:r>
+        <w:rPr>
+          <w:rStyle w:val="StringTok"/>
+        </w:rPr>
+        <w:t xml:space="preserve">"longdash"</w:t>
+      </w:r>
+      <w:r>
+        <w:rPr>
+          <w:rStyle w:val="NormalTok"/>
+        </w:rPr>
+        <w:t xml:space="preserve">, </w:t>
+      </w:r>
+      <w:r>
+        <w:rPr>
+          <w:rStyle w:val="AttributeTok"/>
+        </w:rPr>
+        <w:t xml:space="preserve">size =</w:t>
+      </w:r>
+      <w:r>
+        <w:rPr>
+          <w:rStyle w:val="NormalTok"/>
+        </w:rPr>
+        <w:t xml:space="preserve"> </w:t>
+      </w:r>
+      <w:r>
+        <w:rPr>
+          <w:rStyle w:val="DecValTok"/>
+        </w:rPr>
+        <w:t xml:space="preserve">1</w:t>
+      </w:r>
+      <w:r>
+        <w:rPr>
+          <w:rStyle w:val="NormalTok"/>
+        </w:rPr>
+        <w:t xml:space="preserve">) </w:t>
+      </w:r>
+      <w:r>
+        <w:rPr>
+          <w:rStyle w:val="SpecialCharTok"/>
+        </w:rPr>
+        <w:t xml:space="preserve">+</w:t>
+      </w:r>
+      <w:r>
+        <w:rPr>
+          <w:rStyle w:val="NormalTok"/>
+        </w:rPr>
+        <w:t xml:space="preserve"> </w:t>
+      </w:r>
+      <w:r>
+        <w:br/>
+      </w:r>
+      <w:r>
+        <w:rPr>
+          <w:rStyle w:val="NormalTok"/>
+        </w:rPr>
+        <w:t xml:space="preserve">  </w:t>
+      </w:r>
+      <w:r>
+        <w:br/>
+      </w:r>
+      <w:r>
+        <w:rPr>
+          <w:rStyle w:val="NormalTok"/>
+        </w:rPr>
+        <w:t xml:space="preserve">  </w:t>
+      </w:r>
+      <w:r>
+        <w:rPr>
+          <w:rStyle w:val="CommentTok"/>
+        </w:rPr>
+        <w:t xml:space="preserve"># Add regression line from quantile model, tau = 0.5 (median)</w:t>
+      </w:r>
+      <w:r>
+        <w:br/>
+      </w:r>
+      <w:r>
+        <w:rPr>
+          <w:rStyle w:val="NormalTok"/>
+        </w:rPr>
+        <w:t xml:space="preserve">  </w:t>
+      </w:r>
+      <w:r>
+        <w:rPr>
+          <w:rStyle w:val="FunctionTok"/>
+        </w:rPr>
+        <w:t xml:space="preserve">geom_abline</w:t>
+      </w:r>
+      <w:r>
+        <w:rPr>
+          <w:rStyle w:val="NormalTok"/>
+        </w:rPr>
+        <w:t xml:space="preserve">(</w:t>
+      </w:r>
+      <w:r>
+        <w:rPr>
+          <w:rStyle w:val="AttributeTok"/>
+        </w:rPr>
+        <w:t xml:space="preserve">intercept =</w:t>
+      </w:r>
+      <w:r>
+        <w:rPr>
+          <w:rStyle w:val="NormalTok"/>
+        </w:rPr>
+        <w:t xml:space="preserve"> </w:t>
+      </w:r>
+      <w:r>
+        <w:rPr>
+          <w:rStyle w:val="FunctionTok"/>
+        </w:rPr>
+        <w:t xml:space="preserve">coef</w:t>
+      </w:r>
+      <w:r>
+        <w:rPr>
+          <w:rStyle w:val="NormalTok"/>
+        </w:rPr>
+        <w:t xml:space="preserve">(read_rq)[[</w:t>
+      </w:r>
+      <w:r>
+        <w:rPr>
+          <w:rStyle w:val="StringTok"/>
+        </w:rPr>
+        <w:t xml:space="preserve">"(Intercept)"</w:t>
+      </w:r>
+      <w:r>
+        <w:rPr>
+          <w:rStyle w:val="NormalTok"/>
+        </w:rPr>
+        <w:t xml:space="preserve">, </w:t>
+      </w:r>
+      <w:r>
+        <w:rPr>
+          <w:rStyle w:val="StringTok"/>
+        </w:rPr>
+        <w:t xml:space="preserve">"tau= 0.5"</w:t>
+      </w:r>
+      <w:r>
+        <w:rPr>
+          <w:rStyle w:val="NormalTok"/>
+        </w:rPr>
+        <w:t xml:space="preserve">]],</w:t>
+      </w:r>
+      <w:r>
+        <w:br/>
+      </w:r>
+      <w:r>
+        <w:rPr>
+          <w:rStyle w:val="NormalTok"/>
+        </w:rPr>
+        <w:t xml:space="preserve">              </w:t>
+      </w:r>
+      <w:r>
+        <w:rPr>
+          <w:rStyle w:val="AttributeTok"/>
+        </w:rPr>
+        <w:t xml:space="preserve">slope =</w:t>
+      </w:r>
+      <w:r>
+        <w:rPr>
+          <w:rStyle w:val="NormalTok"/>
+        </w:rPr>
+        <w:t xml:space="preserve"> </w:t>
+      </w:r>
+      <w:r>
+        <w:rPr>
+          <w:rStyle w:val="FunctionTok"/>
+        </w:rPr>
+        <w:t xml:space="preserve">coef</w:t>
+      </w:r>
+      <w:r>
+        <w:rPr>
+          <w:rStyle w:val="NormalTok"/>
+        </w:rPr>
+        <w:t xml:space="preserve">(read_rq)[[</w:t>
+      </w:r>
+      <w:r>
+        <w:rPr>
+          <w:rStyle w:val="StringTok"/>
+        </w:rPr>
+        <w:t xml:space="preserve">"read_acc"</w:t>
+      </w:r>
+      <w:r>
+        <w:rPr>
+          <w:rStyle w:val="NormalTok"/>
+        </w:rPr>
+        <w:t xml:space="preserve">, </w:t>
+      </w:r>
+      <w:r>
+        <w:rPr>
+          <w:rStyle w:val="StringTok"/>
+        </w:rPr>
+        <w:t xml:space="preserve">"tau= 0.5"</w:t>
+      </w:r>
+      <w:r>
+        <w:rPr>
+          <w:rStyle w:val="NormalTok"/>
+        </w:rPr>
+        <w:t xml:space="preserve">]], </w:t>
+      </w:r>
+      <w:r>
+        <w:br/>
+      </w:r>
+      <w:r>
+        <w:rPr>
+          <w:rStyle w:val="NormalTok"/>
+        </w:rPr>
+        <w:t xml:space="preserve">              </w:t>
+      </w:r>
+      <w:r>
+        <w:rPr>
+          <w:rStyle w:val="AttributeTok"/>
+        </w:rPr>
+        <w:t xml:space="preserve">colour =</w:t>
+      </w:r>
+      <w:r>
+        <w:rPr>
+          <w:rStyle w:val="NormalTok"/>
+        </w:rPr>
+        <w:t xml:space="preserve"> </w:t>
+      </w:r>
+      <w:r>
+        <w:rPr>
+          <w:rStyle w:val="StringTok"/>
+        </w:rPr>
+        <w:t xml:space="preserve">"blue"</w:t>
+      </w:r>
+      <w:r>
+        <w:rPr>
+          <w:rStyle w:val="NormalTok"/>
+        </w:rPr>
+        <w:t xml:space="preserve">, </w:t>
+      </w:r>
+      <w:r>
+        <w:rPr>
+          <w:rStyle w:val="AttributeTok"/>
+        </w:rPr>
+        <w:t xml:space="preserve">size =</w:t>
+      </w:r>
+      <w:r>
+        <w:rPr>
+          <w:rStyle w:val="NormalTok"/>
+        </w:rPr>
+        <w:t xml:space="preserve"> </w:t>
+      </w:r>
+      <w:r>
+        <w:rPr>
+          <w:rStyle w:val="DecValTok"/>
+        </w:rPr>
+        <w:t xml:space="preserve">1</w:t>
+      </w:r>
+      <w:r>
+        <w:rPr>
+          <w:rStyle w:val="NormalTok"/>
+        </w:rPr>
+        <w:t xml:space="preserve">) </w:t>
+      </w:r>
+      <w:r>
+        <w:rPr>
+          <w:rStyle w:val="SpecialCharTok"/>
+        </w:rPr>
+        <w:t xml:space="preserve">+</w:t>
+      </w:r>
+      <w:r>
+        <w:rPr>
+          <w:rStyle w:val="NormalTok"/>
+        </w:rPr>
+        <w:t xml:space="preserve"> </w:t>
+      </w:r>
+      <w:r>
+        <w:br/>
+      </w:r>
+      <w:r>
+        <w:rPr>
+          <w:rStyle w:val="NormalTok"/>
+        </w:rPr>
+        <w:t xml:space="preserve">  </w:t>
+      </w:r>
+      <w:r>
+        <w:br/>
+      </w:r>
+      <w:r>
+        <w:rPr>
+          <w:rStyle w:val="NormalTok"/>
+        </w:rPr>
+        <w:t xml:space="preserve">  </w:t>
+      </w:r>
+      <w:r>
+        <w:rPr>
+          <w:rStyle w:val="CommentTok"/>
+        </w:rPr>
+        <w:t xml:space="preserve"># Add regression line from quantile model, tau = 0.1 (median)</w:t>
+      </w:r>
+      <w:r>
+        <w:br/>
+      </w:r>
+      <w:r>
+        <w:rPr>
+          <w:rStyle w:val="NormalTok"/>
+        </w:rPr>
+        <w:t xml:space="preserve">  </w:t>
+      </w:r>
+      <w:r>
+        <w:rPr>
+          <w:rStyle w:val="FunctionTok"/>
+        </w:rPr>
+        <w:t xml:space="preserve">geom_abline</w:t>
+      </w:r>
+      <w:r>
+        <w:rPr>
+          <w:rStyle w:val="NormalTok"/>
+        </w:rPr>
+        <w:t xml:space="preserve">(</w:t>
+      </w:r>
+      <w:r>
+        <w:rPr>
+          <w:rStyle w:val="AttributeTok"/>
+        </w:rPr>
+        <w:t xml:space="preserve">intercept =</w:t>
+      </w:r>
+      <w:r>
+        <w:rPr>
+          <w:rStyle w:val="NormalTok"/>
+        </w:rPr>
+        <w:t xml:space="preserve"> </w:t>
+      </w:r>
+      <w:r>
+        <w:rPr>
+          <w:rStyle w:val="FunctionTok"/>
+        </w:rPr>
+        <w:t xml:space="preserve">coef</w:t>
+      </w:r>
+      <w:r>
+        <w:rPr>
+          <w:rStyle w:val="NormalTok"/>
+        </w:rPr>
+        <w:t xml:space="preserve">(read_rq)[[</w:t>
+      </w:r>
+      <w:r>
+        <w:rPr>
+          <w:rStyle w:val="StringTok"/>
+        </w:rPr>
+        <w:t xml:space="preserve">"(Intercept)"</w:t>
+      </w:r>
+      <w:r>
+        <w:rPr>
+          <w:rStyle w:val="NormalTok"/>
+        </w:rPr>
+        <w:t xml:space="preserve">, </w:t>
+      </w:r>
+      <w:r>
+        <w:rPr>
+          <w:rStyle w:val="StringTok"/>
+        </w:rPr>
+        <w:t xml:space="preserve">"tau= 0.1"</w:t>
+      </w:r>
+      <w:r>
+        <w:rPr>
+          <w:rStyle w:val="NormalTok"/>
+        </w:rPr>
+        <w:t xml:space="preserve">]],</w:t>
+      </w:r>
+      <w:r>
+        <w:br/>
+      </w:r>
+      <w:r>
+        <w:rPr>
+          <w:rStyle w:val="NormalTok"/>
+        </w:rPr>
+        <w:t xml:space="preserve">              </w:t>
+      </w:r>
+      <w:r>
+        <w:rPr>
+          <w:rStyle w:val="AttributeTok"/>
+        </w:rPr>
+        <w:t xml:space="preserve">slope =</w:t>
+      </w:r>
+      <w:r>
+        <w:rPr>
+          <w:rStyle w:val="NormalTok"/>
+        </w:rPr>
+        <w:t xml:space="preserve"> </w:t>
+      </w:r>
+      <w:r>
+        <w:rPr>
+          <w:rStyle w:val="FunctionTok"/>
+        </w:rPr>
+        <w:t xml:space="preserve">coef</w:t>
+      </w:r>
+      <w:r>
+        <w:rPr>
+          <w:rStyle w:val="NormalTok"/>
+        </w:rPr>
+        <w:t xml:space="preserve">(read_rq)[[</w:t>
+      </w:r>
+      <w:r>
+        <w:rPr>
+          <w:rStyle w:val="StringTok"/>
+        </w:rPr>
+        <w:t xml:space="preserve">"read_acc"</w:t>
+      </w:r>
+      <w:r>
+        <w:rPr>
+          <w:rStyle w:val="NormalTok"/>
+        </w:rPr>
+        <w:t xml:space="preserve">, </w:t>
+      </w:r>
+      <w:r>
+        <w:rPr>
+          <w:rStyle w:val="StringTok"/>
+        </w:rPr>
+        <w:t xml:space="preserve">"tau= 0.1"</w:t>
+      </w:r>
+      <w:r>
+        <w:rPr>
+          <w:rStyle w:val="NormalTok"/>
+        </w:rPr>
+        <w:t xml:space="preserve">]], </w:t>
+      </w:r>
+      <w:r>
+        <w:br/>
+      </w:r>
+      <w:r>
+        <w:rPr>
+          <w:rStyle w:val="NormalTok"/>
+        </w:rPr>
+        <w:t xml:space="preserve">              </w:t>
+      </w:r>
+      <w:r>
+        <w:rPr>
+          <w:rStyle w:val="AttributeTok"/>
+        </w:rPr>
+        <w:t xml:space="preserve">colour =</w:t>
+      </w:r>
+      <w:r>
+        <w:rPr>
+          <w:rStyle w:val="NormalTok"/>
+        </w:rPr>
+        <w:t xml:space="preserve"> </w:t>
+      </w:r>
+      <w:r>
+        <w:rPr>
+          <w:rStyle w:val="StringTok"/>
+        </w:rPr>
+        <w:t xml:space="preserve">"red"</w:t>
+      </w:r>
+      <w:r>
+        <w:rPr>
+          <w:rStyle w:val="NormalTok"/>
+        </w:rPr>
+        <w:t xml:space="preserve">, </w:t>
+      </w:r>
+      <w:r>
+        <w:rPr>
+          <w:rStyle w:val="AttributeTok"/>
+        </w:rPr>
+        <w:t xml:space="preserve">size =</w:t>
+      </w:r>
+      <w:r>
+        <w:rPr>
+          <w:rStyle w:val="NormalTok"/>
+        </w:rPr>
+        <w:t xml:space="preserve"> </w:t>
+      </w:r>
+      <w:r>
+        <w:rPr>
+          <w:rStyle w:val="DecValTok"/>
+        </w:rPr>
+        <w:t xml:space="preserve">1</w:t>
+      </w:r>
+      <w:r>
+        <w:rPr>
+          <w:rStyle w:val="NormalTok"/>
+        </w:rPr>
+        <w:t xml:space="preserve">) </w:t>
+      </w:r>
+      <w:r>
+        <w:rPr>
+          <w:rStyle w:val="SpecialCharTok"/>
+        </w:rPr>
+        <w:t xml:space="preserve">+</w:t>
+      </w:r>
+      <w:r>
+        <w:br/>
+      </w:r>
+      <w:r>
+        <w:rPr>
+          <w:rStyle w:val="NormalTok"/>
+        </w:rPr>
+        <w:t xml:space="preserve">  </w:t>
+      </w:r>
+      <w:r>
+        <w:br/>
+      </w:r>
+      <w:r>
+        <w:rPr>
+          <w:rStyle w:val="NormalTok"/>
+        </w:rPr>
+        <w:t xml:space="preserve">  </w:t>
+      </w:r>
+      <w:r>
+        <w:rPr>
+          <w:rStyle w:val="CommentTok"/>
+        </w:rPr>
+        <w:t xml:space="preserve"># Add regression line from quantile model, tau = 0.5 (median)</w:t>
+      </w:r>
+      <w:r>
+        <w:br/>
+      </w:r>
+      <w:r>
+        <w:rPr>
+          <w:rStyle w:val="NormalTok"/>
+        </w:rPr>
+        <w:t xml:space="preserve">  </w:t>
+      </w:r>
+      <w:r>
+        <w:rPr>
+          <w:rStyle w:val="FunctionTok"/>
+        </w:rPr>
+        <w:t xml:space="preserve">geom_abline</w:t>
+      </w:r>
+      <w:r>
+        <w:rPr>
+          <w:rStyle w:val="NormalTok"/>
+        </w:rPr>
+        <w:t xml:space="preserve">(</w:t>
+      </w:r>
+      <w:r>
+        <w:rPr>
+          <w:rStyle w:val="AttributeTok"/>
+        </w:rPr>
+        <w:t xml:space="preserve">intercept =</w:t>
+      </w:r>
+      <w:r>
+        <w:rPr>
+          <w:rStyle w:val="NormalTok"/>
+        </w:rPr>
+        <w:t xml:space="preserve"> </w:t>
+      </w:r>
+      <w:r>
+        <w:rPr>
+          <w:rStyle w:val="FunctionTok"/>
+        </w:rPr>
+        <w:t xml:space="preserve">coef</w:t>
+      </w:r>
+      <w:r>
+        <w:rPr>
+          <w:rStyle w:val="NormalTok"/>
+        </w:rPr>
+        <w:t xml:space="preserve">(read_rq)[[</w:t>
+      </w:r>
+      <w:r>
+        <w:rPr>
+          <w:rStyle w:val="StringTok"/>
+        </w:rPr>
+        <w:t xml:space="preserve">"(Intercept)"</w:t>
+      </w:r>
+      <w:r>
+        <w:rPr>
+          <w:rStyle w:val="NormalTok"/>
+        </w:rPr>
+        <w:t xml:space="preserve">, </w:t>
+      </w:r>
+      <w:r>
+        <w:rPr>
+          <w:rStyle w:val="StringTok"/>
+        </w:rPr>
+        <w:t xml:space="preserve">"tau= 0.9"</w:t>
+      </w:r>
+      <w:r>
+        <w:rPr>
+          <w:rStyle w:val="NormalTok"/>
+        </w:rPr>
+        <w:t xml:space="preserve">]],</w:t>
+      </w:r>
+      <w:r>
+        <w:br/>
+      </w:r>
+      <w:r>
+        <w:rPr>
+          <w:rStyle w:val="NormalTok"/>
+        </w:rPr>
+        <w:t xml:space="preserve">              </w:t>
+      </w:r>
+      <w:r>
+        <w:rPr>
+          <w:rStyle w:val="AttributeTok"/>
+        </w:rPr>
+        <w:t xml:space="preserve">slope =</w:t>
+      </w:r>
+      <w:r>
+        <w:rPr>
+          <w:rStyle w:val="NormalTok"/>
+        </w:rPr>
+        <w:t xml:space="preserve"> </w:t>
+      </w:r>
+      <w:r>
+        <w:rPr>
+          <w:rStyle w:val="FunctionTok"/>
+        </w:rPr>
+        <w:t xml:space="preserve">coef</w:t>
+      </w:r>
+      <w:r>
+        <w:rPr>
+          <w:rStyle w:val="NormalTok"/>
+        </w:rPr>
+        <w:t xml:space="preserve">(read_rq)[[</w:t>
+      </w:r>
+      <w:r>
+        <w:rPr>
+          <w:rStyle w:val="StringTok"/>
+        </w:rPr>
+        <w:t xml:space="preserve">"read_acc"</w:t>
+      </w:r>
+      <w:r>
+        <w:rPr>
+          <w:rStyle w:val="NormalTok"/>
+        </w:rPr>
+        <w:t xml:space="preserve">, </w:t>
+      </w:r>
+      <w:r>
+        <w:rPr>
+          <w:rStyle w:val="StringTok"/>
+        </w:rPr>
+        <w:t xml:space="preserve">"tau= 0.9"</w:t>
+      </w:r>
+      <w:r>
+        <w:rPr>
+          <w:rStyle w:val="NormalTok"/>
+        </w:rPr>
+        <w:t xml:space="preserve">]], </w:t>
+      </w:r>
+      <w:r>
+        <w:br/>
+      </w:r>
+      <w:r>
+        <w:rPr>
+          <w:rStyle w:val="NormalTok"/>
+        </w:rPr>
+        <w:t xml:space="preserve">              </w:t>
+      </w:r>
+      <w:r>
+        <w:rPr>
+          <w:rStyle w:val="AttributeTok"/>
+        </w:rPr>
+        <w:t xml:space="preserve">colour =</w:t>
+      </w:r>
+      <w:r>
+        <w:rPr>
+          <w:rStyle w:val="NormalTok"/>
+        </w:rPr>
+        <w:t xml:space="preserve"> </w:t>
+      </w:r>
+      <w:r>
+        <w:rPr>
+          <w:rStyle w:val="StringTok"/>
+        </w:rPr>
+        <w:t xml:space="preserve">"green"</w:t>
+      </w:r>
+      <w:r>
+        <w:rPr>
+          <w:rStyle w:val="NormalTok"/>
+        </w:rPr>
+        <w:t xml:space="preserve">, </w:t>
+      </w:r>
+      <w:r>
+        <w:rPr>
+          <w:rStyle w:val="AttributeTok"/>
+        </w:rPr>
+        <w:t xml:space="preserve">size =</w:t>
+      </w:r>
+      <w:r>
+        <w:rPr>
+          <w:rStyle w:val="NormalTok"/>
+        </w:rPr>
+        <w:t xml:space="preserve"> </w:t>
+      </w:r>
+      <w:r>
+        <w:rPr>
+          <w:rStyle w:val="DecValTok"/>
+        </w:rPr>
+        <w:t xml:space="preserve">1</w:t>
+      </w:r>
+      <w:r>
+        <w:rPr>
+          <w:rStyle w:val="NormalTok"/>
+        </w:rPr>
+        <w:t xml:space="preserve">) </w:t>
+      </w:r>
+    </w:p>
+    <w:p>
+      <w:pPr>
+        <w:pStyle w:val="FirstParagraph"/>
       </w:pPr>
       <w:r>
         <w:t xml:space="preserve">Once you’re done, you could also copy and edit the code to plot the relationship between vocabulary and reading comprehension.</w:t>
